--- a/data/ai_texts/AI_text_105.docx
+++ b/data/ai_texts/AI_text_105.docx
@@ -24,7 +24,7 @@
     </w:p>
     <w:p>
       <w:r>
-        <w:t>During the initial stages of the team meeting, my personal inclination towards Italian cuisine presented a challenge when approaching the discussion with an open mind. The allure of Italian dishes, known for their rich flavors and comforting familiarity, initially clouded my ability to consider other options objectively. This bias underscored the difficulty inherent in separating personal preferences from group objectives, a common barrier in collaborative settings as noted by Tindale and Winget's model of group decision-making (Ref-u059389). Recognizing this predisposition, I consciously made an effort to listen actively to my colleagues' suggestions, which included varied options that catered to different tastes and logistical considerations. By prioritizing the group's diverse needs over my own culinary desires, I began to appreciate the value of open-mindedness, an essential component in achieving a harmonious decision-making process, as emphasized in effective meeting strategies (Ref-u059389).</w:t>
+        <w:t>During the initial stages of the team meeting, my personal inclination towards Italian cuisine presented a challenge when approaching the discussion with an open mind. The allure of Italian dishes, known for their rich flavors and comforting familiarity, initially clouded my ability to consider other options objectively. This bias underscored the difficulty inherent in separating personal preferences from group objectives, a common barrier in collaborative settings as noted by Tindale and Winget's model of group decision-making (Ref-s289556). Recognizing this predisposition, I consciously made an effort to listen actively to my colleagues' suggestions, which included varied options that catered to different tastes and logistical considerations. By prioritizing the group's diverse needs over my own culinary desires, I began to appreciate the value of open-mindedness, an essential component in achieving a harmonious decision-making process, as emphasized in effective meeting strategies (Ref-s289556).</w:t>
       </w:r>
     </w:p>
     <w:p>
@@ -34,7 +34,7 @@
     </w:p>
     <w:p>
       <w:r>
-        <w:t>The group dynamics during the meeting revealed the diverse spectrum of personal preferences and considerations that influenced the decision-making process. Each team member advocated passionately for their preferred dining option, with some suggesting restaurants renowned for their unique cuisines, while others prioritized those offering proximity and ease of access. This diversity of opinions is typical in group settings, where negotiation focus often highlights differing objectives and priorities, as outlined by Tindale and Winget's group decision-making model (Johnson). The lively debate underscored the necessity of balancing individual preferences with the collective goal of reaching a consensus that satisfies the majority. Through respectful dialogue and attentive listening, the team managed to navigate these complex dynamics, ultimately fostering a collaborative atmosphere that facilitated a more informed and considerate decision-making process.</w:t>
+        <w:t>The group dynamics during the meeting revealed the diverse spectrum of personal preferences and considerations that influenced the decision-making process. Each team member advocated passionately for their preferred dining option, with some suggesting restaurants renowned for their unique cuisines, while others prioritized those offering proximity and ease of access. This diversity of opinions is typical in group settings, where negotiation focus often highlights differing objectives and priorities, as outlined by Tindale and Winget's group decision-making model (Ref-u104723). The lively debate underscored the necessity of balancing individual preferences with the collective goal of reaching a consensus that satisfies the majority. Through respectful dialogue and attentive listening, the team managed to navigate these complex dynamics, ultimately fostering a collaborative atmosphere that facilitated a more informed and considerate decision-making process.</w:t>
       </w:r>
     </w:p>
     <w:p>
@@ -44,7 +44,7 @@
     </w:p>
     <w:p>
       <w:r>
-        <w:t>The ultimate decision to select a Mexican restaurant emerged as a result of its convenient location and the capacity to cater to various dietary requirements, demonstrating the team's dedication to flexibility and collective well-being. This choice reflected the group's ability to prioritize inclusivity and practicality over individual preferences, aligning with the principles of effective group decision-making as discussed by Tindale and Winget, who emphasize the importance of negotiation focus in achieving consensus (Ref-s843512). In the process, the group exemplified a willingness to adapt and compromise, ensuring that all members felt their needs were respected and considered. This approach not only facilitated a smoother decision-making process but also reinforced group harmony, illustrating that achieving consensus is a collaborative effort that enhances team dynamics when guided by openness and mutual respect. The outcome of this meeting served as a testament to the value of prioritizing group harmony and collective needs, fostering a more cohesive and resilient team.</w:t>
+        <w:t>The ultimate decision to select a Mexican restaurant emerged as a result of its convenient location and the capacity to cater to various dietary requirements, demonstrating the team's dedication to flexibility and collective well-being. This choice reflected the group's ability to prioritize inclusivity and practicality over individual preferences, aligning with the principles of effective group decision-making as discussed by Tindale and Winget, who emphasize the importance of negotiation focus in achieving consensus (Ref-u494240). In the process, the group exemplified a willingness to adapt and compromise, ensuring that all members felt their needs were respected and considered. This approach not only facilitated a smoother decision-making process but also reinforced group harmony, illustrating that achieving consensus is a collaborative effort that enhances team dynamics when guided by openness and mutual respect. The outcome of this meeting served as a testament to the value of prioritizing group harmony and collective needs, fostering a more cohesive and resilient team.</w:t>
       </w:r>
     </w:p>
     <w:p>
